--- a/kawasaki_project/01_第10期_最新版成果品/川崎町_第10期_施策体系（Ｃ案）_R8.9.25b.docx
+++ b/kawasaki_project/01_第10期_最新版成果品/川崎町_第10期_施策体系（Ｃ案）_R8.9.25b.docx
@@ -1147,7 +1147,7 @@
           <w:sz w:val="21"/>
           <w:szCs w:val="21"/>
         </w:rPr>
-        <w:t xml:space="preserve">継続103・拡充17・新規23（ほかに他章からの再掲4）です。体系（案）の117事業のうち、認知症施策の14事業は第5章へ移しています。</w:t>
+        <w:t xml:space="preserve">継続101・拡充19・新規23（ほかに他章からの再掲4）です。体系（案）の117事業のうち、認知症施策の14事業は第5章へ移しています。</w:t>
       </w:r>
     </w:p>
     <w:p>
@@ -10176,7 +10176,7 @@
                 <w:sz w:val="18"/>
                 <w:szCs w:val="18"/>
               </w:rPr>
-              <w:t xml:space="preserve">交：支援 目標Ⅲ 体制3指標はいずれも満点・県内1位である一方、「人生の最終段階における支援」0／16点・県内31位、「入退院支援」4／16点・県内23位。実：国民健康保険川崎病院が町内唯一の医療拠点／退院前カンファレンス・ACP（人生会議）の普及。町外医療機関との広域連携（第1章第1節2(3)）と一体で運用する。体制は整っているが活動量が伴っていないため、ACPと入退院支援の実施件数を第10期の重点とする</w:t>
+              <w:t xml:space="preserve">交：支援 目標Ⅲ 体制3指標はいずれも満点・県内1位である一方、「人生の最終段階における支援」0／16点・県内31位、「入退院支援」4／16点・県内23位。実：国民健康保険川崎病院が町内唯一の医療拠点／退院前カンファレンス・ACP（人生会議）の普及。町外医療機関との広域連携（第1章第1節2(3)）と一体で運用する。体制は整っているが活動量が伴っていないため、ACPと入退院支援の実施件数を第10期の重点とする。人生の最終段階における支援は3年連続0点であり、同規模かつ過疎地域の285保険者の平均3.6点も全国平均6.4点を下回る。まず実施の記録を残す運用から始める（素案3-3）</w:t>
             </w:r>
           </w:p>
         </w:tc>
@@ -10506,7 +10506,7 @@
                 <w:sz w:val="18"/>
                 <w:szCs w:val="18"/>
               </w:rPr>
-              <w:t xml:space="preserve">交：支援 目標Ⅰ「生活支援コーディネーター数」4点満点・県内1位である一方、「地域ケア会議への参加割合」0／4点・県内25位。実：生活支援コーディネーター25名・第1層協議体・第2層協議体／配置数は県内1位だが会議への参加が0点。自立支援型地域ケア会議（第2節1(5)）への出席を運用で確保すれば得点できる</w:t>
+              <w:t xml:space="preserve">交：支援 目標Ⅰ「生活支援コーディネーター数」4点満点・県内1位である一方、「地域ケア会議への参加割合」0／4点・県内25位。実：生活支援コーディネーター25名・第1層協議体・第2層協議体／配置数は県内1位だが会議への参加が3年連続0点。自立支援型地域ケア会議（第2節1(5)）への出席を運用で確保すれば得点できる。同規模かつ過疎地域の285保険者のうち161件（56.5％）が満点を取っており、0点9指標のなかで最も取りやすい（素案3-3）</w:t>
             </w:r>
           </w:p>
         </w:tc>
@@ -10919,34 +10919,34 @@
                 <w:sz w:val="18"/>
                 <w:szCs w:val="18"/>
               </w:rPr>
-              <w:t xml:space="preserve">継続</w:t>
-            </w:r>
-          </w:p>
-        </w:tc>
-        <w:tc>
-          <w:tcPr>
-            <w:tcMar>
-              <w:top w:type="dxa" w:w="60"/>
-              <w:left w:type="dxa" w:w="100"/>
-              <w:bottom w:type="dxa" w:w="60"/>
-              <w:right w:type="dxa" w:w="100"/>
-            </w:tcMar>
-            <w:vAlign w:val="center"/>
-          </w:tcPr>
-          <w:p>
-            <w:pPr>
-              <w:spacing w:after="40" w:before="40" w:line="260"/>
-              <w:jc w:val="left"/>
-            </w:pPr>
-            <w:r>
-              <w:rPr>
-                <w:rFonts w:ascii="游ゴシック" w:cs="游ゴシック" w:eastAsia="游ゴシック" w:hAnsi="游ゴシック"/>
-                <w:i w:val="false"/>
-                <w:iCs w:val="false"/>
-                <w:sz w:val="18"/>
-                <w:szCs w:val="18"/>
-              </w:rPr>
-              <w:t xml:space="preserve">第7章2（介護費用適正化の推進）と一体で運用する</w:t>
+              <w:t xml:space="preserve">拡充</w:t>
+            </w:r>
+          </w:p>
+        </w:tc>
+        <w:tc>
+          <w:tcPr>
+            <w:tcMar>
+              <w:top w:type="dxa" w:w="60"/>
+              <w:left w:type="dxa" w:w="100"/>
+              <w:bottom w:type="dxa" w:w="60"/>
+              <w:right w:type="dxa" w:w="100"/>
+            </w:tcMar>
+            <w:vAlign w:val="center"/>
+          </w:tcPr>
+          <w:p>
+            <w:pPr>
+              <w:spacing w:after="40" w:before="40" w:line="260"/>
+              <w:jc w:val="left"/>
+            </w:pPr>
+            <w:r>
+              <w:rPr>
+                <w:rFonts w:ascii="游ゴシック" w:cs="游ゴシック" w:eastAsia="游ゴシック" w:hAnsi="游ゴシック"/>
+                <w:i w:val="false"/>
+                <w:iCs w:val="false"/>
+                <w:sz w:val="18"/>
+                <w:szCs w:val="18"/>
+              </w:rPr>
+              <w:t xml:space="preserve">交：「給付費適正化方策の策定状況」は3年連続32点満点・県内1位である一方、「給付費適正化事業の取組状況」は令和7年度36点から令和8年度30／36点に低下。「医療情報との突合」は16点満点・県内1位／柱7 2（介護費用適正化の推進）と一体で運用する。令和8年度に落ちた項目を確認中【町確認】</w:t>
             </w:r>
           </w:p>
         </w:tc>
@@ -12489,7 +12489,7 @@
                 <w:sz w:val="18"/>
                 <w:szCs w:val="18"/>
               </w:rPr>
-              <w:t xml:space="preserve">交：支援 目標Ⅱ「難聴高齢者の早期発見・早期介入」20点満点で県内1位（宮城平均11.3・全国平均6.9）。法：認知症基本法第21条（認知症の予防等）／令和8年9月25日の交付金データの再解析で判明。町の事業一覧・計画素案のいずれにも記載がなかった。難聴は認知症の危険因子として国際的に確立しており、全国平均の約3倍の評価を得ている本町の強みである。事業内容（実施方法・対象・件数）を確認中【町確認】</w:t>
+              <w:t xml:space="preserve">交：支援 目標Ⅱ「難聴高齢者の早期発見・早期介入」20点満点で県内1位（宮城平均11.3・全国平均6.9）。法：認知症基本法第21条（認知症の予防等）／令和8年9月25日の交付金データの再解析で判明。町の事業一覧・計画素案のいずれにも記載がなかった。難聴は認知症の危険因子として国際的に確立しており、全国平均の約3倍の評価を得ている本町の強みである。令和7年度に指標が新設された初年度から2年連続で満点であり（全国平均は令和7年度4.5点・令和8年度6.9点）、制度ができる前から町が取り組んでいたことを示している。事業内容（実施方法・対象・件数）を確認中【町確認】</w:t>
             </w:r>
           </w:p>
         </w:tc>
@@ -19326,61 +19326,61 @@
                 <w:sz w:val="18"/>
                 <w:szCs w:val="18"/>
               </w:rPr>
-              <w:t xml:space="preserve">（１）研修・指導・苦情対応</w:t>
-            </w:r>
-          </w:p>
-        </w:tc>
-        <w:tc>
-          <w:tcPr>
-            <w:tcMar>
-              <w:top w:type="dxa" w:w="60"/>
-              <w:left w:type="dxa" w:w="100"/>
-              <w:bottom w:type="dxa" w:w="60"/>
-              <w:right w:type="dxa" w:w="100"/>
-            </w:tcMar>
-            <w:vAlign w:val="center"/>
-          </w:tcPr>
-          <w:p>
-            <w:pPr>
-              <w:spacing w:after="40" w:before="40" w:line="260"/>
-              <w:jc w:val="center"/>
-            </w:pPr>
-            <w:r>
-              <w:rPr>
-                <w:rFonts w:ascii="游ゴシック" w:cs="游ゴシック" w:eastAsia="游ゴシック" w:hAnsi="游ゴシック"/>
-                <w:i w:val="false"/>
-                <w:iCs w:val="false"/>
-                <w:sz w:val="18"/>
-                <w:szCs w:val="18"/>
-              </w:rPr>
-              <w:t xml:space="preserve">継続</w:t>
-            </w:r>
-          </w:p>
-        </w:tc>
-        <w:tc>
-          <w:tcPr>
-            <w:tcMar>
-              <w:top w:type="dxa" w:w="60"/>
-              <w:left w:type="dxa" w:w="100"/>
-              <w:bottom w:type="dxa" w:w="60"/>
-              <w:right w:type="dxa" w:w="100"/>
-            </w:tcMar>
-            <w:vAlign w:val="center"/>
-          </w:tcPr>
-          <w:p>
-            <w:pPr>
-              <w:spacing w:after="40" w:before="40" w:line="260"/>
-              <w:jc w:val="left"/>
-            </w:pPr>
-            <w:r>
-              <w:rPr>
-                <w:rFonts w:ascii="游ゴシック" w:cs="游ゴシック" w:eastAsia="游ゴシック" w:hAnsi="游ゴシック"/>
-                <w:i w:val="false"/>
-                <w:iCs w:val="false"/>
-                <w:sz w:val="18"/>
-                <w:szCs w:val="18"/>
-              </w:rPr>
-              <w:t xml:space="preserve"/>
+              <w:t xml:space="preserve">（１）研修・指導・苦情対応・ケアプラン点検</w:t>
+            </w:r>
+          </w:p>
+        </w:tc>
+        <w:tc>
+          <w:tcPr>
+            <w:tcMar>
+              <w:top w:type="dxa" w:w="60"/>
+              <w:left w:type="dxa" w:w="100"/>
+              <w:bottom w:type="dxa" w:w="60"/>
+              <w:right w:type="dxa" w:w="100"/>
+            </w:tcMar>
+            <w:vAlign w:val="center"/>
+          </w:tcPr>
+          <w:p>
+            <w:pPr>
+              <w:spacing w:after="40" w:before="40" w:line="260"/>
+              <w:jc w:val="center"/>
+            </w:pPr>
+            <w:r>
+              <w:rPr>
+                <w:rFonts w:ascii="游ゴシック" w:cs="游ゴシック" w:eastAsia="游ゴシック" w:hAnsi="游ゴシック"/>
+                <w:i w:val="false"/>
+                <w:iCs w:val="false"/>
+                <w:sz w:val="18"/>
+                <w:szCs w:val="18"/>
+              </w:rPr>
+              <w:t xml:space="preserve">拡充</w:t>
+            </w:r>
+          </w:p>
+        </w:tc>
+        <w:tc>
+          <w:tcPr>
+            <w:tcMar>
+              <w:top w:type="dxa" w:w="60"/>
+              <w:left w:type="dxa" w:w="100"/>
+              <w:bottom w:type="dxa" w:w="60"/>
+              <w:right w:type="dxa" w:w="100"/>
+            </w:tcMar>
+            <w:vAlign w:val="center"/>
+          </w:tcPr>
+          <w:p>
+            <w:pPr>
+              <w:spacing w:after="40" w:before="40" w:line="260"/>
+              <w:jc w:val="left"/>
+            </w:pPr>
+            <w:r>
+              <w:rPr>
+                <w:rFonts w:ascii="游ゴシック" w:cs="游ゴシック" w:eastAsia="游ゴシック" w:hAnsi="游ゴシック"/>
+                <w:i w:val="false"/>
+                <w:iCs w:val="false"/>
+                <w:sz w:val="18"/>
+                <w:szCs w:val="18"/>
+              </w:rPr>
+              <w:t xml:space="preserve">交：「ケアプラン点検の実施状況」は令和6年度8点から令和7・8年度は4／16点に下がり、全国平均6.4点を下回る（県内13位）／素案は複数箇所でケアプラン点検を施策として掲げているが、交付金評価では令和7年度から全国平均を下回っている。点検件数と実施方法を確認中【町確認】</w:t>
             </w:r>
           </w:p>
         </w:tc>
@@ -19820,7 +19820,7 @@
                 <w:sz w:val="18"/>
                 <w:szCs w:val="18"/>
               </w:rPr>
-              <w:t xml:space="preserve">交：推進 目標Ⅲ「確保・定着の取組状況」30点満点・「庁内庁外の連携体制」34点満点でいずれも県内1位である一方、「介護の仕事の魅力に関する研修」0／12点・「定着・資質向上に関する研修」0／12点。委：1ユニット分の人員削減、職員80名→50名の見込み、人材紹介に1件約100万円の紹介料／第2回策定委員会 選択4。町単独事業は地域支援事業の対象外であり第1号保険料では賄えない。体制は県内1位だが研修の実施が2項目とも0点であり、研修の実施が最も手当てしやすい失点である（計24点）</w:t>
+              <w:t xml:space="preserve">交：推進 目標Ⅲ「確保・定着の取組状況」30点満点・「庁内庁外の連携体制」34点満点でいずれも県内1位である一方、「介護の仕事の魅力に関する研修」0／12点・「定着・資質向上に関する研修」0／12点。委：1ユニット分の人員削減、職員80名→50名の見込み、人材紹介に1件約100万円の紹介料／第2回策定委員会 選択4。町単独事業は地域支援事業の対象外であり第1号保険料では賄えない。体制は県内1位だが研修の実施が3年連続で2項目とも0点（計24点）。ただし同規模かつ過疎地域の285保険者でも満点は15件・9件（3〜5％）にとどまり、取れなくても同規模団体との比較では不利にならない。第2回策定委員会の選択4のご判断による（素案3-3）</w:t>
             </w:r>
           </w:p>
         </w:tc>

--- a/kawasaki_project/01_第10期_最新版成果品/川崎町_第10期_施策体系（Ｃ案）_R8.9.25b.docx
+++ b/kawasaki_project/01_第10期_最新版成果品/川崎町_第10期_施策体系（Ｃ案）_R8.9.25b.docx
@@ -10396,7 +10396,7 @@
                 <w:sz w:val="18"/>
                 <w:szCs w:val="18"/>
               </w:rPr>
-              <w:t xml:space="preserve">実：令和8年度からの地域福祉計画・障害者計画との3計画同時策定／体系（案）にない施策。8050問題・ヤングケアラー・ダブルケア等の複合的な課題を抱える世帯への包括的支援。地域福祉計画・障害者計画はジャパン総研が策定担当</w:t>
+              <w:t xml:space="preserve">実：令和8年度からの地域福祉計画・障害者計画との3計画同時策定／体系（案）にない施策。8050問題・ヤングケアラー・ダブルケア等の複合的な課題を抱える世帯への包括的支援。地域福祉計画・障害者計画は別途策定</w:t>
             </w:r>
           </w:p>
         </w:tc>
@@ -18350,7 +18350,7 @@
                 <w:sz w:val="18"/>
                 <w:szCs w:val="18"/>
               </w:rPr>
-              <w:t xml:space="preserve">（７）地域密着型介護老人福祉施設入居者生活介護（小規模特別養護老人ホーム）</w:t>
+              <w:t xml:space="preserve">（７）地域密着型介護老人福祉施設入所者生活介護（小規模特別養護老人ホーム）</w:t>
             </w:r>
           </w:p>
         </w:tc>
